--- a/CUWebinars.Web/App_Data/mergeTemplates/OrderSubmitted_CompPerspectives.docx
+++ b/CUWebinars.Web/App_Data/mergeTemplates/OrderSubmitted_CompPerspectives.docx
@@ -528,27 +528,14 @@
             <w:r>
               <w:t xml:space="preserve">Dear </w:t>
             </w:r>
-            <w:r>
-              <w:fldChar w:fldCharType="begin"/>
-            </w:r>
-            <w:r>
-              <w:instrText xml:space="preserve"> MERGEFIELD  FirstName  \* MERGEFORMAT </w:instrText>
-            </w:r>
-            <w:r>
-              <w:fldChar w:fldCharType="separate"/>
-            </w:r>
-            <w:r>
-              <w:rPr>
-                <w:noProof/>
-              </w:rPr>
-              <w:t>«FirstName»</w:t>
-            </w:r>
-            <w:r>
-              <w:rPr>
-                <w:noProof/>
-              </w:rPr>
-              <w:fldChar w:fldCharType="end"/>
-            </w:r>
+            <w:fldSimple w:instr=" MERGEFIELD  FirstName  \* MERGEFORMAT ">
+              <w:r>
+                <w:rPr>
+                  <w:noProof/>
+                </w:rPr>
+                <w:t>«FirstName»</w:t>
+              </w:r>
+            </w:fldSimple>
             <w:r>
               <w:t>,</w:t>
             </w:r>
@@ -573,8 +560,6 @@
             <w:r>
               <w:t>Each month for the duration of your subscription you’ll see an email with connection information 3-5 days prior to that month’s episode.</w:t>
             </w:r>
-            <w:bookmarkStart w:id="2" w:name="_GoBack"/>
-            <w:bookmarkEnd w:id="2"/>
           </w:p>
           <w:p/>
           <w:p>
@@ -584,14 +569,27 @@
                 <w:i/>
               </w:rPr>
             </w:pPr>
-            <w:fldSimple w:instr=" MERGEFIELD  PaymentCaption  \* MERGEFORMAT ">
-              <w:r>
-                <w:rPr>
-                  <w:noProof/>
-                </w:rPr>
-                <w:t>«PaymentCaption»</w:t>
-              </w:r>
-            </w:fldSimple>
+            <w:r>
+              <w:fldChar w:fldCharType="begin"/>
+            </w:r>
+            <w:r>
+              <w:instrText xml:space="preserve"> MERGEFIELD  PaymentCaption  \* MERGEFORMAT </w:instrText>
+            </w:r>
+            <w:r>
+              <w:fldChar w:fldCharType="separate"/>
+            </w:r>
+            <w:r>
+              <w:rPr>
+                <w:noProof/>
+              </w:rPr>
+              <w:t>«PaymentCaption»</w:t>
+            </w:r>
+            <w:r>
+              <w:rPr>
+                <w:noProof/>
+              </w:rPr>
+              <w:fldChar w:fldCharType="end"/>
+            </w:r>
           </w:p>
           <w:p>
             <w:pPr>
@@ -662,8 +660,8 @@
                     <w:tblLook w:val="04A0" w:firstRow="1" w:lastRow="0" w:firstColumn="1" w:lastColumn="0" w:noHBand="0" w:noVBand="1"/>
                   </w:tblPr>
                   <w:tblGrid>
-                    <w:gridCol w:w="4191"/>
-                    <w:gridCol w:w="4202"/>
+                    <w:gridCol w:w="4296"/>
+                    <w:gridCol w:w="4297"/>
                   </w:tblGrid>
                   <w:tr>
                     <w:tc>
@@ -742,51 +740,16 @@
                         <w:pPr>
                           <w:jc w:val="center"/>
                           <w:rPr>
-                            <w:rFonts w:eastAsia="Times New Roman" w:cs="Times New Roman"/>
                             <w:sz w:val="18"/>
                             <w:szCs w:val="18"/>
                           </w:rPr>
                         </w:pPr>
                         <w:r>
                           <w:rPr>
-                            <w:rFonts w:eastAsia="Times New Roman" w:cs="Times New Roman"/>
                             <w:sz w:val="18"/>
                             <w:szCs w:val="18"/>
                           </w:rPr>
-                          <w:fldChar w:fldCharType="begin"/>
-                        </w:r>
-                        <w:r>
-                          <w:rPr>
-                            <w:rFonts w:eastAsia="Times New Roman" w:cs="Times New Roman"/>
-                            <w:sz w:val="18"/>
-                            <w:szCs w:val="18"/>
-                          </w:rPr>
-                          <w:instrText xml:space="preserve"> MERGEFIELD  SupportEmail  \* MERGEFORMAT </w:instrText>
-                        </w:r>
-                        <w:r>
-                          <w:rPr>
-                            <w:rFonts w:eastAsia="Times New Roman" w:cs="Times New Roman"/>
-                            <w:sz w:val="18"/>
-                            <w:szCs w:val="18"/>
-                          </w:rPr>
-                          <w:fldChar w:fldCharType="separate"/>
-                        </w:r>
-                        <w:r>
-                          <w:rPr>
-                            <w:rFonts w:eastAsia="Times New Roman" w:cs="Times New Roman"/>
-                            <w:noProof/>
-                            <w:sz w:val="18"/>
-                            <w:szCs w:val="18"/>
-                          </w:rPr>
-                          <w:t>«SupportEmail»</w:t>
-                        </w:r>
-                        <w:r>
-                          <w:rPr>
-                            <w:rFonts w:eastAsia="Times New Roman" w:cs="Times New Roman"/>
-                            <w:sz w:val="18"/>
-                            <w:szCs w:val="18"/>
-                          </w:rPr>
-                          <w:fldChar w:fldCharType="end"/>
+                          <w:t>info@ttstrain.com</w:t>
                         </w:r>
                       </w:p>
                       <w:p>
@@ -798,6 +761,8 @@
                             <w:szCs w:val="18"/>
                           </w:rPr>
                         </w:pPr>
+                        <w:bookmarkStart w:id="2" w:name="_GoBack"/>
+                        <w:bookmarkEnd w:id="2"/>
                         <w:r>
                           <w:rPr>
                             <w:rFonts w:eastAsia="Times New Roman" w:cs="Times New Roman"/>
@@ -1684,7 +1649,7 @@
 </file>
 
 <file path=customXml/itemProps1.xml><?xml version="1.0" encoding="utf-8"?>
-<ds:datastoreItem xmlns:ds="http://schemas.openxmlformats.org/officeDocument/2006/customXml" ds:itemID="{7B212B0C-E27B-42B0-9BB0-949B6636AE10}">
+<ds:datastoreItem xmlns:ds="http://schemas.openxmlformats.org/officeDocument/2006/customXml" ds:itemID="{B40C8A5C-9E69-45E6-9A04-3FF7BD34F042}">
   <ds:schemaRefs>
     <ds:schemaRef ds:uri="http://schemas.openxmlformats.org/officeDocument/2006/bibliography"/>
   </ds:schemaRefs>

--- a/CUWebinars.Web/App_Data/mergeTemplates/OrderSubmitted_CompPerspectives.docx
+++ b/CUWebinars.Web/App_Data/mergeTemplates/OrderSubmitted_CompPerspectives.docx
@@ -17,17 +17,18 @@
         <w:tblLook w:val="04A0" w:firstRow="1" w:lastRow="0" w:firstColumn="1" w:lastColumn="0" w:noHBand="0" w:noVBand="1"/>
       </w:tblPr>
       <w:tblGrid>
-        <w:gridCol w:w="265"/>
-        <w:gridCol w:w="6305"/>
+        <w:gridCol w:w="260"/>
+        <w:gridCol w:w="4420"/>
+        <w:gridCol w:w="1585"/>
         <w:gridCol w:w="2835"/>
-        <w:gridCol w:w="265"/>
+        <w:gridCol w:w="260"/>
       </w:tblGrid>
       <w:tr>
         <w:tc>
           <w:tcPr>
-            <w:tcW w:w="9351" w:type="dxa"/>
-            <w:gridSpan w:val="4"/>
-            <w:shd w:val="clear" w:color="auto" w:fill="4D677F"/>
+            <w:tcW w:w="9360" w:type="dxa"/>
+            <w:gridSpan w:val="5"/>
+            <w:shd w:val="clear" w:color="auto" w:fill="3E67B1"/>
           </w:tcPr>
           <w:p>
             <w:pPr>
@@ -40,13 +41,19 @@
               <w:rPr>
                 <w:i/>
               </w:rPr>
+              <w:t xml:space="preserve">Account Created for </w:t>
+            </w:r>
+            <w:r>
+              <w:rPr>
+                <w:i/>
+              </w:rPr>
               <w:fldChar w:fldCharType="begin"/>
             </w:r>
             <w:r>
               <w:rPr>
                 <w:i/>
               </w:rPr>
-              <w:instrText xml:space="preserve"> MERGEFIELD  MessageHeading  \* MERGEFORMAT </w:instrText>
+              <w:instrText xml:space="preserve"> MERGEFIELD  BillingEmail  \* MERGEFORMAT </w:instrText>
             </w:r>
             <w:r>
               <w:rPr>
@@ -59,7 +66,7 @@
                 <w:i/>
                 <w:noProof/>
               </w:rPr>
-              <w:t>«MessageHeading»</w:t>
+              <w:t>«BillingEmail»</w:t>
             </w:r>
             <w:r>
               <w:rPr>
@@ -73,58 +80,47 @@
       <w:tr>
         <w:tc>
           <w:tcPr>
-            <w:tcW w:w="265" w:type="dxa"/>
+            <w:tcW w:w="260" w:type="dxa"/>
             <w:tcBorders>
               <w:right w:val="single" w:sz="4" w:space="0" w:color="000000"/>
             </w:tcBorders>
-            <w:shd w:val="clear" w:color="auto" w:fill="4D677F"/>
+            <w:shd w:val="clear" w:color="auto" w:fill="3E67B1"/>
           </w:tcPr>
           <w:p/>
         </w:tc>
         <w:tc>
           <w:tcPr>
-            <w:tcW w:w="6305" w:type="dxa"/>
+            <w:tcW w:w="6005" w:type="dxa"/>
+            <w:gridSpan w:val="2"/>
             <w:tcBorders>
               <w:top w:val="single" w:sz="4" w:space="0" w:color="000000"/>
               <w:left w:val="single" w:sz="4" w:space="0" w:color="000000"/>
             </w:tcBorders>
-            <w:shd w:val="clear" w:color="auto" w:fill="4B5966"/>
+            <w:shd w:val="clear" w:color="auto" w:fill="F3F5F8"/>
           </w:tcPr>
           <w:p>
             <w:pPr>
+              <w:tabs>
+                <w:tab w:val="left" w:pos="3372"/>
+              </w:tabs>
+            </w:pPr>
+            <w:r>
               <w:rPr>
                 <w:noProof/>
               </w:rPr>
-            </w:pPr>
-            <w:bookmarkStart w:id="0" w:name="OLE_LINK6"/>
-            <w:r>
-              <w:rPr>
-                <w:noProof/>
-              </w:rPr>
               <w:t>[logo]</w:t>
             </w:r>
           </w:p>
-          <w:bookmarkEnd w:id="0"/>
-          <w:p/>
-        </w:tc>
-        <w:tc>
-          <w:tcPr>
-            <w:tcW w:w="2516" w:type="dxa"/>
+        </w:tc>
+        <w:tc>
+          <w:tcPr>
+            <w:tcW w:w="2835" w:type="dxa"/>
             <w:tcBorders>
               <w:top w:val="single" w:sz="4" w:space="0" w:color="000000"/>
               <w:right w:val="single" w:sz="4" w:space="0" w:color="000000"/>
             </w:tcBorders>
-            <w:shd w:val="clear" w:color="auto" w:fill="B9C8D5"/>
-          </w:tcPr>
-          <w:p>
-            <w:pPr>
-              <w:rPr>
-                <w:color w:val="7F7F7F" w:themeColor="text1" w:themeTint="80"/>
-                <w:sz w:val="18"/>
-                <w:szCs w:val="18"/>
-              </w:rPr>
-            </w:pPr>
-          </w:p>
+            <w:shd w:val="clear" w:color="auto" w:fill="F3F5F8"/>
+          </w:tcPr>
           <w:tbl>
             <w:tblPr>
               <w:tblStyle w:val="TableGrid"/>
@@ -146,7 +142,7 @@
             <w:tr>
               <w:tc>
                 <w:tcPr>
-                  <w:tcW w:w="1373" w:type="dxa"/>
+                  <w:tcW w:w="1115" w:type="dxa"/>
                 </w:tcPr>
                 <w:p>
                   <w:pPr>
@@ -171,7 +167,7 @@
               </w:tc>
               <w:tc>
                 <w:tcPr>
-                  <w:tcW w:w="1557" w:type="dxa"/>
+                  <w:tcW w:w="1504" w:type="dxa"/>
                 </w:tcPr>
                 <w:p>
                   <w:pPr>
@@ -224,7 +220,7 @@
             <w:tr>
               <w:tc>
                 <w:tcPr>
-                  <w:tcW w:w="1373" w:type="dxa"/>
+                  <w:tcW w:w="1115" w:type="dxa"/>
                 </w:tcPr>
                 <w:p>
                   <w:pPr>
@@ -236,7 +232,7 @@
                       <w:szCs w:val="18"/>
                     </w:rPr>
                   </w:pPr>
-                  <w:bookmarkStart w:id="1" w:name="_Hlk486160287"/>
+                  <w:bookmarkStart w:id="0" w:name="_Hlk486160287"/>
                   <w:r>
                     <w:rPr>
                       <w:color w:val="7F7F7F" w:themeColor="text1" w:themeTint="80"/>
@@ -249,7 +245,7 @@
               </w:tc>
               <w:tc>
                 <w:tcPr>
-                  <w:tcW w:w="1557" w:type="dxa"/>
+                  <w:tcW w:w="1504" w:type="dxa"/>
                 </w:tcPr>
                 <w:p>
                   <w:pPr>
@@ -298,11 +294,11 @@
                 </w:p>
               </w:tc>
             </w:tr>
-            <w:bookmarkEnd w:id="1"/>
+            <w:bookmarkEnd w:id="0"/>
             <w:tr>
               <w:tc>
                 <w:tcPr>
-                  <w:tcW w:w="1373" w:type="dxa"/>
+                  <w:tcW w:w="1115" w:type="dxa"/>
                 </w:tcPr>
                 <w:p>
                   <w:pPr>
@@ -327,7 +323,7 @@
               </w:tc>
               <w:tc>
                 <w:tcPr>
-                  <w:tcW w:w="1557" w:type="dxa"/>
+                  <w:tcW w:w="1504" w:type="dxa"/>
                 </w:tcPr>
                 <w:p>
                   <w:pPr>
@@ -380,7 +376,7 @@
             <w:tr>
               <w:tc>
                 <w:tcPr>
-                  <w:tcW w:w="1373" w:type="dxa"/>
+                  <w:tcW w:w="1115" w:type="dxa"/>
                 </w:tcPr>
                 <w:p>
                   <w:pPr>
@@ -405,7 +401,7 @@
               </w:tc>
               <w:tc>
                 <w:tcPr>
-                  <w:tcW w:w="1557" w:type="dxa"/>
+                  <w:tcW w:w="1504" w:type="dxa"/>
                 </w:tcPr>
                 <w:p>
                   <w:pPr>
@@ -460,133 +456,185 @@
         </w:tc>
         <w:tc>
           <w:tcPr>
-            <w:tcW w:w="265" w:type="dxa"/>
+            <w:tcW w:w="260" w:type="dxa"/>
             <w:tcBorders>
               <w:left w:val="single" w:sz="4" w:space="0" w:color="000000"/>
             </w:tcBorders>
-            <w:shd w:val="clear" w:color="auto" w:fill="4D677F"/>
-          </w:tcPr>
+            <w:shd w:val="clear" w:color="auto" w:fill="3E67B1"/>
+          </w:tcPr>
+          <w:p/>
           <w:p/>
         </w:tc>
       </w:tr>
       <w:tr>
         <w:tc>
           <w:tcPr>
-            <w:tcW w:w="265" w:type="dxa"/>
+            <w:tcW w:w="260" w:type="dxa"/>
+            <w:shd w:val="clear" w:color="auto" w:fill="3E67B1"/>
+          </w:tcPr>
+          <w:p/>
+        </w:tc>
+        <w:tc>
+          <w:tcPr>
+            <w:tcW w:w="8840" w:type="dxa"/>
+            <w:gridSpan w:val="3"/>
+            <w:shd w:val="clear" w:color="auto" w:fill="3E67B1"/>
+          </w:tcPr>
+          <w:p/>
+        </w:tc>
+        <w:tc>
+          <w:tcPr>
+            <w:tcW w:w="260" w:type="dxa"/>
+            <w:tcBorders>
+              <w:left w:val="nil"/>
+            </w:tcBorders>
+            <w:shd w:val="clear" w:color="auto" w:fill="3E67B1"/>
+          </w:tcPr>
+          <w:p/>
+        </w:tc>
+      </w:tr>
+      <w:tr>
+        <w:tc>
+          <w:tcPr>
+            <w:tcW w:w="260" w:type="dxa"/>
             <w:tcBorders>
               <w:right w:val="single" w:sz="4" w:space="0" w:color="auto"/>
             </w:tcBorders>
-            <w:shd w:val="clear" w:color="auto" w:fill="4D677F"/>
+            <w:shd w:val="clear" w:color="auto" w:fill="3E67B1"/>
           </w:tcPr>
           <w:p/>
         </w:tc>
         <w:tc>
           <w:tcPr>
-            <w:tcW w:w="8821" w:type="dxa"/>
-            <w:gridSpan w:val="2"/>
-            <w:tcBorders>
-              <w:left w:val="single" w:sz="4" w:space="0" w:color="auto"/>
-              <w:right w:val="single" w:sz="4" w:space="0" w:color="auto"/>
-            </w:tcBorders>
-            <w:shd w:val="clear" w:color="auto" w:fill="000000" w:themeFill="text1"/>
-          </w:tcPr>
-          <w:p/>
-        </w:tc>
-        <w:tc>
-          <w:tcPr>
-            <w:tcW w:w="265" w:type="dxa"/>
-            <w:tcBorders>
-              <w:left w:val="single" w:sz="4" w:space="0" w:color="auto"/>
-            </w:tcBorders>
-            <w:shd w:val="clear" w:color="auto" w:fill="4D677F"/>
-          </w:tcPr>
-          <w:p/>
-        </w:tc>
-      </w:tr>
-      <w:tr>
-        <w:tc>
-          <w:tcPr>
-            <w:tcW w:w="265" w:type="dxa"/>
-            <w:tcBorders>
-              <w:right w:val="single" w:sz="4" w:space="0" w:color="auto"/>
-            </w:tcBorders>
-            <w:shd w:val="clear" w:color="auto" w:fill="4D677F"/>
-          </w:tcPr>
-          <w:p/>
-        </w:tc>
-        <w:tc>
-          <w:tcPr>
-            <w:tcW w:w="8821" w:type="dxa"/>
-            <w:gridSpan w:val="2"/>
+            <w:tcW w:w="8840" w:type="dxa"/>
+            <w:gridSpan w:val="3"/>
             <w:tcBorders>
               <w:left w:val="single" w:sz="4" w:space="0" w:color="auto"/>
               <w:right w:val="single" w:sz="6" w:space="0" w:color="auto"/>
             </w:tcBorders>
           </w:tcPr>
-          <w:p/>
-          <w:p>
-            <w:r>
-              <w:t xml:space="preserve">Dear </w:t>
-            </w:r>
-            <w:fldSimple w:instr=" MERGEFIELD  FirstName  \* MERGEFORMAT ">
-              <w:r>
-                <w:rPr>
-                  <w:noProof/>
-                </w:rPr>
-                <w:t>«FirstName»</w:t>
-              </w:r>
-            </w:fldSimple>
-            <w:r>
-              <w:t>,</w:t>
-            </w:r>
-          </w:p>
-          <w:p/>
-          <w:p>
-            <w:r>
-              <w:t>Thank you for your “</w:t>
-            </w:r>
-            <w:r>
-              <w:t>Compliance Perspectives – A monthly Update</w:t>
-            </w:r>
-            <w:r>
-              <w:t xml:space="preserve">” </w:t>
-            </w:r>
-            <w:r>
-              <w:t>subscription</w:t>
-            </w:r>
-            <w:r>
-              <w:t xml:space="preserve">. </w:t>
-            </w:r>
-            <w:r>
-              <w:t>Each month for the duration of your subscription you’ll see an email with connection information 3-5 days prior to that month’s episode.</w:t>
-            </w:r>
-          </w:p>
-          <w:p/>
           <w:p>
             <w:pPr>
-              <w:rPr>
+              <w:ind w:left="532" w:hanging="540"/>
+            </w:pPr>
+          </w:p>
+          <w:p>
+            <w:pPr>
+              <w:rPr>
+                <w:rFonts w:eastAsia="Times New Roman" w:cs="Times New Roman"/>
+              </w:rPr>
+            </w:pPr>
+            <w:r>
+              <w:rPr>
+                <w:rFonts w:eastAsia="Times New Roman" w:cs="Times New Roman"/>
+              </w:rPr>
+              <w:t xml:space="preserve">Dear </w:t>
+            </w:r>
+            <w:r>
+              <w:rPr>
+                <w:rFonts w:eastAsia="Times New Roman" w:cs="Times New Roman"/>
+                <w:noProof/>
+              </w:rPr>
+              <w:fldChar w:fldCharType="begin"/>
+            </w:r>
+            <w:r>
+              <w:rPr>
+                <w:rFonts w:eastAsia="Times New Roman" w:cs="Times New Roman"/>
+                <w:noProof/>
+              </w:rPr>
+              <w:instrText xml:space="preserve"> MERGEFIELD  FirstName  \* MERGEFORMAT </w:instrText>
+            </w:r>
+            <w:r>
+              <w:rPr>
+                <w:rFonts w:eastAsia="Times New Roman" w:cs="Times New Roman"/>
+                <w:noProof/>
+              </w:rPr>
+              <w:fldChar w:fldCharType="separate"/>
+            </w:r>
+            <w:r>
+              <w:rPr>
+                <w:rFonts w:eastAsia="Times New Roman" w:cs="Times New Roman"/>
+                <w:noProof/>
+              </w:rPr>
+              <w:t>«FirstName»</w:t>
+            </w:r>
+            <w:r>
+              <w:rPr>
+                <w:rFonts w:eastAsia="Times New Roman" w:cs="Times New Roman"/>
+                <w:noProof/>
+              </w:rPr>
+              <w:fldChar w:fldCharType="end"/>
+            </w:r>
+            <w:r>
+              <w:rPr>
+                <w:rFonts w:eastAsia="Times New Roman" w:cs="Times New Roman"/>
+              </w:rPr>
+              <w:t>,</w:t>
+            </w:r>
+          </w:p>
+          <w:p>
+            <w:pPr>
+              <w:rPr>
+                <w:rFonts w:eastAsia="Times New Roman" w:cs="Times New Roman"/>
+              </w:rPr>
+            </w:pPr>
+          </w:p>
+          <w:p>
+            <w:pPr>
+              <w:rPr>
+                <w:rFonts w:eastAsia="Times New Roman" w:cs="Times New Roman"/>
+              </w:rPr>
+            </w:pPr>
+            <w:r>
+              <w:rPr>
+                <w:rFonts w:eastAsia="Times New Roman" w:cs="Times New Roman"/>
+              </w:rPr>
+              <w:t>Thank you for your “Core Compliance Suite” subscription. From now on for the duration of your subscription you’ll see an email with connection information 3-5 days prior to the next episode.</w:t>
+            </w:r>
+          </w:p>
+          <w:p>
+            <w:pPr>
+              <w:rPr>
+                <w:rFonts w:eastAsia="Times New Roman" w:cs="Times New Roman"/>
+              </w:rPr>
+            </w:pPr>
+          </w:p>
+          <w:p>
+            <w:pPr>
+              <w:rPr>
+                <w:rFonts w:eastAsia="Times New Roman" w:cs="Times New Roman"/>
                 <w:b/>
                 <w:i/>
               </w:rPr>
             </w:pPr>
             <w:r>
+              <w:rPr>
+                <w:rFonts w:eastAsia="Times New Roman" w:cs="Times New Roman"/>
+              </w:rPr>
               <w:fldChar w:fldCharType="begin"/>
             </w:r>
             <w:r>
+              <w:rPr>
+                <w:rFonts w:eastAsia="Times New Roman" w:cs="Times New Roman"/>
+              </w:rPr>
               <w:instrText xml:space="preserve"> MERGEFIELD  PaymentCaption  \* MERGEFORMAT </w:instrText>
             </w:r>
             <w:r>
+              <w:rPr>
+                <w:rFonts w:eastAsia="Times New Roman" w:cs="Times New Roman"/>
+              </w:rPr>
               <w:fldChar w:fldCharType="separate"/>
             </w:r>
             <w:r>
               <w:rPr>
+                <w:rFonts w:eastAsia="Times New Roman" w:cs="Times New Roman"/>
                 <w:noProof/>
               </w:rPr>
               <w:t>«PaymentCaption»</w:t>
             </w:r>
             <w:r>
               <w:rPr>
-                <w:noProof/>
+                <w:rFonts w:eastAsia="Times New Roman" w:cs="Times New Roman"/>
               </w:rPr>
               <w:fldChar w:fldCharType="end"/>
             </w:r>
@@ -595,16 +643,18 @@
             <w:pPr>
               <w:ind w:left="532" w:hanging="540"/>
             </w:pPr>
+            <w:bookmarkStart w:id="1" w:name="_GoBack"/>
+            <w:bookmarkEnd w:id="1"/>
           </w:p>
           <w:p/>
         </w:tc>
         <w:tc>
           <w:tcPr>
-            <w:tcW w:w="265" w:type="dxa"/>
+            <w:tcW w:w="260" w:type="dxa"/>
             <w:tcBorders>
               <w:left w:val="single" w:sz="6" w:space="0" w:color="auto"/>
             </w:tcBorders>
-            <w:shd w:val="clear" w:color="auto" w:fill="4D677F"/>
+            <w:shd w:val="clear" w:color="auto" w:fill="3E67B1"/>
           </w:tcPr>
           <w:p/>
         </w:tc>
@@ -612,250 +662,125 @@
       <w:tr>
         <w:tc>
           <w:tcPr>
-            <w:tcW w:w="265" w:type="dxa"/>
-            <w:shd w:val="clear" w:color="auto" w:fill="4D677F"/>
+            <w:tcW w:w="260" w:type="dxa"/>
+            <w:shd w:val="clear" w:color="auto" w:fill="3E67B1"/>
           </w:tcPr>
           <w:p/>
-        </w:tc>
-        <w:tc>
-          <w:tcPr>
-            <w:tcW w:w="8821" w:type="dxa"/>
+          <w:p/>
+        </w:tc>
+        <w:tc>
+          <w:tcPr>
+            <w:tcW w:w="4420" w:type="dxa"/>
+            <w:shd w:val="clear" w:color="auto" w:fill="243842"/>
+          </w:tcPr>
+          <w:p>
+            <w:pPr>
+              <w:jc w:val="center"/>
+              <w:rPr>
+                <w:sz w:val="18"/>
+                <w:szCs w:val="18"/>
+              </w:rPr>
+            </w:pPr>
+          </w:p>
+          <w:p>
+            <w:pPr>
+              <w:jc w:val="center"/>
+            </w:pPr>
+            <w:r>
+              <w:rPr>
+                <w:sz w:val="18"/>
+                <w:szCs w:val="18"/>
+              </w:rPr>
+              <w:fldChar w:fldCharType="begin"/>
+            </w:r>
+            <w:r>
+              <w:rPr>
+                <w:sz w:val="18"/>
+                <w:szCs w:val="18"/>
+              </w:rPr>
+              <w:instrText xml:space="preserve"> MERGEFIELD  AffFooter  \* MERGEFORMAT </w:instrText>
+            </w:r>
+            <w:r>
+              <w:rPr>
+                <w:sz w:val="18"/>
+                <w:szCs w:val="18"/>
+              </w:rPr>
+              <w:fldChar w:fldCharType="separate"/>
+            </w:r>
+            <w:r>
+              <w:rPr>
+                <w:noProof/>
+                <w:sz w:val="18"/>
+                <w:szCs w:val="18"/>
+              </w:rPr>
+              <w:t>«AffFooter»</w:t>
+            </w:r>
+            <w:r>
+              <w:rPr>
+                <w:sz w:val="18"/>
+                <w:szCs w:val="18"/>
+              </w:rPr>
+              <w:fldChar w:fldCharType="end"/>
+            </w:r>
+          </w:p>
+        </w:tc>
+        <w:tc>
+          <w:tcPr>
+            <w:tcW w:w="4420" w:type="dxa"/>
             <w:gridSpan w:val="2"/>
-            <w:shd w:val="clear" w:color="auto" w:fill="000000" w:themeFill="text1"/>
-          </w:tcPr>
-          <w:tbl>
-            <w:tblPr>
-              <w:tblStyle w:val="TableGrid"/>
-              <w:tblW w:w="0" w:type="auto"/>
-              <w:tblBorders>
-                <w:top w:val="none" w:sz="0" w:space="0" w:color="auto"/>
-                <w:left w:val="none" w:sz="0" w:space="0" w:color="auto"/>
-                <w:bottom w:val="none" w:sz="0" w:space="0" w:color="auto"/>
-                <w:right w:val="none" w:sz="0" w:space="0" w:color="auto"/>
-                <w:insideH w:val="none" w:sz="0" w:space="0" w:color="auto"/>
-                <w:insideV w:val="none" w:sz="0" w:space="0" w:color="auto"/>
-              </w:tblBorders>
-              <w:tblLook w:val="04A0" w:firstRow="1" w:lastRow="0" w:firstColumn="1" w:lastColumn="0" w:noHBand="0" w:noVBand="1"/>
-            </w:tblPr>
-            <w:tblGrid>
-              <w:gridCol w:w="8619"/>
-            </w:tblGrid>
-            <w:tr>
-              <w:tc>
-                <w:tcPr>
-                  <w:tcW w:w="8821" w:type="dxa"/>
-                  <w:shd w:val="clear" w:color="auto" w:fill="000000" w:themeFill="text1"/>
-                </w:tcPr>
-                <w:p>
-                  <w:pPr>
-                    <w:rPr>
-                      <w:rFonts w:eastAsia="Times New Roman" w:cs="Times New Roman"/>
-                    </w:rPr>
-                  </w:pPr>
-                </w:p>
-                <w:tbl>
-                  <w:tblPr>
-                    <w:tblStyle w:val="TableGrid"/>
-                    <w:tblW w:w="0" w:type="auto"/>
-                    <w:tblLook w:val="04A0" w:firstRow="1" w:lastRow="0" w:firstColumn="1" w:lastColumn="0" w:noHBand="0" w:noVBand="1"/>
-                  </w:tblPr>
-                  <w:tblGrid>
-                    <w:gridCol w:w="4296"/>
-                    <w:gridCol w:w="4297"/>
-                  </w:tblGrid>
-                  <w:tr>
-                    <w:tc>
-                      <w:tcPr>
-                        <w:tcW w:w="4297" w:type="dxa"/>
-                        <w:tcBorders>
-                          <w:top w:val="single" w:sz="4" w:space="0" w:color="auto"/>
-                          <w:left w:val="single" w:sz="4" w:space="0" w:color="auto"/>
-                          <w:bottom w:val="single" w:sz="4" w:space="0" w:color="auto"/>
-                          <w:right w:val="single" w:sz="4" w:space="0" w:color="auto"/>
-                        </w:tcBorders>
-                      </w:tcPr>
-                      <w:p>
-                        <w:pPr>
-                          <w:jc w:val="center"/>
-                          <w:rPr>
-                            <w:rFonts w:eastAsia="Times New Roman" w:cs="Times New Roman"/>
-                            <w:sz w:val="18"/>
-                            <w:szCs w:val="18"/>
-                          </w:rPr>
-                        </w:pPr>
-                        <w:r>
-                          <w:rPr>
-                            <w:rFonts w:eastAsia="Times New Roman" w:cs="Times New Roman"/>
-                            <w:sz w:val="18"/>
-                            <w:szCs w:val="18"/>
-                          </w:rPr>
-                          <w:fldChar w:fldCharType="begin"/>
-                        </w:r>
-                        <w:r>
-                          <w:rPr>
-                            <w:rFonts w:eastAsia="Times New Roman" w:cs="Times New Roman"/>
-                            <w:sz w:val="18"/>
-                            <w:szCs w:val="18"/>
-                          </w:rPr>
-                          <w:instrText xml:space="preserve"> MERGEFIELD  AffFooter  \* MERGEFORMAT </w:instrText>
-                        </w:r>
-                        <w:r>
-                          <w:rPr>
-                            <w:rFonts w:eastAsia="Times New Roman" w:cs="Times New Roman"/>
-                            <w:sz w:val="18"/>
-                            <w:szCs w:val="18"/>
-                          </w:rPr>
-                          <w:fldChar w:fldCharType="separate"/>
-                        </w:r>
-                        <w:r>
-                          <w:rPr>
-                            <w:rFonts w:eastAsia="Times New Roman" w:cs="Times New Roman"/>
-                            <w:noProof/>
-                            <w:sz w:val="18"/>
-                            <w:szCs w:val="18"/>
-                          </w:rPr>
-                          <w:t>«AffFooter»</w:t>
-                        </w:r>
-                        <w:r>
-                          <w:rPr>
-                            <w:rFonts w:eastAsia="Times New Roman" w:cs="Times New Roman"/>
-                            <w:sz w:val="18"/>
-                            <w:szCs w:val="18"/>
-                          </w:rPr>
-                          <w:fldChar w:fldCharType="end"/>
-                        </w:r>
-                      </w:p>
-                    </w:tc>
-                    <w:tc>
-                      <w:tcPr>
-                        <w:tcW w:w="4298" w:type="dxa"/>
-                        <w:tcBorders>
-                          <w:top w:val="single" w:sz="4" w:space="0" w:color="auto"/>
-                          <w:left w:val="single" w:sz="4" w:space="0" w:color="auto"/>
-                          <w:bottom w:val="single" w:sz="4" w:space="0" w:color="auto"/>
-                          <w:right w:val="single" w:sz="4" w:space="0" w:color="auto"/>
-                        </w:tcBorders>
-                      </w:tcPr>
-                      <w:p>
-                        <w:pPr>
-                          <w:jc w:val="center"/>
-                          <w:rPr>
-                            <w:sz w:val="18"/>
-                            <w:szCs w:val="18"/>
-                          </w:rPr>
-                        </w:pPr>
-                        <w:r>
-                          <w:rPr>
-                            <w:sz w:val="18"/>
-                            <w:szCs w:val="18"/>
-                          </w:rPr>
-                          <w:t>info@ttstrain.com</w:t>
-                        </w:r>
-                      </w:p>
-                      <w:p>
-                        <w:pPr>
-                          <w:jc w:val="center"/>
-                          <w:rPr>
-                            <w:rFonts w:eastAsia="Times New Roman" w:cs="Times New Roman"/>
-                            <w:sz w:val="18"/>
-                            <w:szCs w:val="18"/>
-                          </w:rPr>
-                        </w:pPr>
-                        <w:bookmarkStart w:id="2" w:name="_GoBack"/>
-                        <w:bookmarkEnd w:id="2"/>
-                        <w:r>
-                          <w:rPr>
-                            <w:rFonts w:eastAsia="Times New Roman" w:cs="Times New Roman"/>
-                            <w:sz w:val="18"/>
-                            <w:szCs w:val="18"/>
-                          </w:rPr>
-                          <w:t xml:space="preserve">800-831-0678 </w:t>
-                        </w:r>
-                      </w:p>
-                    </w:tc>
-                  </w:tr>
-                  <w:tr>
-                    <w:tc>
-                      <w:tcPr>
-                        <w:tcW w:w="8595" w:type="dxa"/>
-                        <w:gridSpan w:val="2"/>
-                        <w:tcBorders>
-                          <w:top w:val="single" w:sz="4" w:space="0" w:color="auto"/>
-                          <w:left w:val="single" w:sz="4" w:space="0" w:color="auto"/>
-                          <w:bottom w:val="single" w:sz="4" w:space="0" w:color="auto"/>
-                          <w:right w:val="single" w:sz="4" w:space="0" w:color="auto"/>
-                        </w:tcBorders>
-                      </w:tcPr>
-                      <w:p>
-                        <w:pPr>
-                          <w:jc w:val="center"/>
-                          <w:rPr>
-                            <w:rFonts w:eastAsia="Times New Roman" w:cs="Times New Roman"/>
-                            <w:sz w:val="18"/>
-                            <w:szCs w:val="18"/>
-                          </w:rPr>
-                        </w:pPr>
-                        <w:r>
-                          <w:rPr>
-                            <w:rFonts w:eastAsia="Times New Roman" w:cs="Times New Roman"/>
-                            <w:sz w:val="18"/>
-                            <w:szCs w:val="18"/>
-                          </w:rPr>
-                          <w:fldChar w:fldCharType="begin"/>
-                        </w:r>
-                        <w:r>
-                          <w:rPr>
-                            <w:rFonts w:eastAsia="Times New Roman" w:cs="Times New Roman"/>
-                            <w:sz w:val="18"/>
-                            <w:szCs w:val="18"/>
-                          </w:rPr>
-                          <w:instrText xml:space="preserve"> MERGEFIELD  ServiceNote  \* MERGEFORMAT </w:instrText>
-                        </w:r>
-                        <w:r>
-                          <w:rPr>
-                            <w:rFonts w:eastAsia="Times New Roman" w:cs="Times New Roman"/>
-                            <w:sz w:val="18"/>
-                            <w:szCs w:val="18"/>
-                          </w:rPr>
-                          <w:fldChar w:fldCharType="separate"/>
-                        </w:r>
-                        <w:r>
-                          <w:rPr>
-                            <w:rFonts w:eastAsia="Times New Roman" w:cs="Times New Roman"/>
-                            <w:noProof/>
-                            <w:sz w:val="18"/>
-                            <w:szCs w:val="18"/>
-                          </w:rPr>
-                          <w:t>«ServiceNote»</w:t>
-                        </w:r>
-                        <w:r>
-                          <w:rPr>
-                            <w:rFonts w:eastAsia="Times New Roman" w:cs="Times New Roman"/>
-                            <w:sz w:val="18"/>
-                            <w:szCs w:val="18"/>
-                          </w:rPr>
-                          <w:fldChar w:fldCharType="end"/>
-                        </w:r>
-                      </w:p>
-                    </w:tc>
-                  </w:tr>
-                </w:tbl>
-                <w:p>
-                  <w:pPr>
-                    <w:rPr>
-                      <w:rFonts w:eastAsia="Times New Roman" w:cs="Times New Roman"/>
-                    </w:rPr>
-                  </w:pPr>
-                </w:p>
-              </w:tc>
-            </w:tr>
-          </w:tbl>
-          <w:p/>
-        </w:tc>
-        <w:tc>
-          <w:tcPr>
-            <w:tcW w:w="265" w:type="dxa"/>
-            <w:shd w:val="clear" w:color="auto" w:fill="4D677F"/>
+            <w:shd w:val="clear" w:color="auto" w:fill="243842"/>
+          </w:tcPr>
+          <w:p>
+            <w:pPr>
+              <w:jc w:val="center"/>
+              <w:rPr>
+                <w:sz w:val="18"/>
+                <w:szCs w:val="18"/>
+              </w:rPr>
+            </w:pPr>
+          </w:p>
+          <w:p>
+            <w:pPr>
+              <w:jc w:val="center"/>
+              <w:rPr>
+                <w:sz w:val="18"/>
+                <w:szCs w:val="18"/>
+              </w:rPr>
+            </w:pPr>
+            <w:r>
+              <w:rPr>
+                <w:sz w:val="18"/>
+                <w:szCs w:val="18"/>
+              </w:rPr>
+              <w:t>info@ttstrain.com</w:t>
+            </w:r>
+          </w:p>
+          <w:p>
+            <w:pPr>
+              <w:jc w:val="center"/>
+              <w:rPr>
+                <w:sz w:val="18"/>
+                <w:szCs w:val="18"/>
+              </w:rPr>
+            </w:pPr>
+            <w:r>
+              <w:rPr>
+                <w:sz w:val="18"/>
+                <w:szCs w:val="18"/>
+              </w:rPr>
+              <w:t>800-831-0678</w:t>
+            </w:r>
+          </w:p>
+          <w:p>
+            <w:pPr>
+              <w:jc w:val="center"/>
+            </w:pPr>
+          </w:p>
+        </w:tc>
+        <w:tc>
+          <w:tcPr>
+            <w:tcW w:w="260" w:type="dxa"/>
+            <w:shd w:val="clear" w:color="auto" w:fill="3E67B1"/>
           </w:tcPr>
           <w:p/>
         </w:tc>
@@ -863,14 +788,84 @@
       <w:tr>
         <w:tc>
           <w:tcPr>
-            <w:tcW w:w="9351" w:type="dxa"/>
-            <w:gridSpan w:val="4"/>
-            <w:shd w:val="clear" w:color="auto" w:fill="4D677F"/>
+            <w:tcW w:w="260" w:type="dxa"/>
+            <w:shd w:val="clear" w:color="auto" w:fill="3E67B1"/>
+          </w:tcPr>
+          <w:p/>
+        </w:tc>
+        <w:tc>
+          <w:tcPr>
+            <w:tcW w:w="8840" w:type="dxa"/>
+            <w:gridSpan w:val="3"/>
+            <w:shd w:val="clear" w:color="auto" w:fill="86BE48"/>
+          </w:tcPr>
+          <w:p>
+            <w:pPr>
+              <w:jc w:val="center"/>
+              <w:rPr>
+                <w:sz w:val="18"/>
+                <w:szCs w:val="18"/>
+              </w:rPr>
+            </w:pPr>
+            <w:r>
+              <w:rPr>
+                <w:sz w:val="18"/>
+                <w:szCs w:val="18"/>
+              </w:rPr>
+              <w:fldChar w:fldCharType="begin"/>
+            </w:r>
+            <w:r>
+              <w:rPr>
+                <w:sz w:val="18"/>
+                <w:szCs w:val="18"/>
+              </w:rPr>
+              <w:instrText xml:space="preserve"> MERGEFIELD  ServiceNote  \* MERGEFORMAT </w:instrText>
+            </w:r>
+            <w:r>
+              <w:rPr>
+                <w:sz w:val="18"/>
+                <w:szCs w:val="18"/>
+              </w:rPr>
+              <w:fldChar w:fldCharType="separate"/>
+            </w:r>
+            <w:r>
+              <w:rPr>
+                <w:noProof/>
+                <w:sz w:val="18"/>
+                <w:szCs w:val="18"/>
+              </w:rPr>
+              <w:t>«ServiceNote»</w:t>
+            </w:r>
+            <w:r>
+              <w:rPr>
+                <w:sz w:val="18"/>
+                <w:szCs w:val="18"/>
+              </w:rPr>
+              <w:fldChar w:fldCharType="end"/>
+            </w:r>
+          </w:p>
+        </w:tc>
+        <w:tc>
+          <w:tcPr>
+            <w:tcW w:w="260" w:type="dxa"/>
+            <w:shd w:val="clear" w:color="auto" w:fill="3E67B1"/>
+          </w:tcPr>
+          <w:p/>
+        </w:tc>
+      </w:tr>
+      <w:tr>
+        <w:tc>
+          <w:tcPr>
+            <w:tcW w:w="9360" w:type="dxa"/>
+            <w:gridSpan w:val="5"/>
+            <w:shd w:val="clear" w:color="auto" w:fill="3E67B1"/>
           </w:tcPr>
           <w:p/>
         </w:tc>
       </w:tr>
     </w:tbl>
+    <w:p/>
+    <w:p/>
     <w:p/>
     <w:p/>
     <w:sectPr>
@@ -1649,7 +1644,7 @@
 </file>
 
 <file path=customXml/itemProps1.xml><?xml version="1.0" encoding="utf-8"?>
-<ds:datastoreItem xmlns:ds="http://schemas.openxmlformats.org/officeDocument/2006/customXml" ds:itemID="{B40C8A5C-9E69-45E6-9A04-3FF7BD34F042}">
+<ds:datastoreItem xmlns:ds="http://schemas.openxmlformats.org/officeDocument/2006/customXml" ds:itemID="{C77693BA-1156-4402-9576-08B341CB495D}">
   <ds:schemaRefs>
     <ds:schemaRef ds:uri="http://schemas.openxmlformats.org/officeDocument/2006/bibliography"/>
   </ds:schemaRefs>
